--- a/tillsyn/A 11436-2026 tillsynsbegäran.docx
+++ b/tillsyn/A 11436-2026 tillsynsbegäran.docx
@@ -551,7 +551,7 @@
     <w:r>
       <w:tab/>
       <w:tab/>
-      <w:t>2026-04-25</w:t>
+      <w:t>2026-04-26</w:t>
       <w:br/>
       <w:br/>
     </w:r>

--- a/tillsyn/A 11436-2026 tillsynsbegäran.docx
+++ b/tillsyn/A 11436-2026 tillsynsbegäran.docx
@@ -551,7 +551,7 @@
     <w:r>
       <w:tab/>
       <w:tab/>
-      <w:t>2026-04-26</w:t>
+      <w:t>2026-04-27</w:t>
       <w:br/>
       <w:br/>
     </w:r>

--- a/tillsyn/A 11436-2026 tillsynsbegäran.docx
+++ b/tillsyn/A 11436-2026 tillsynsbegäran.docx
@@ -12,7 +12,7 @@
     </w:p>
     <w:p>
       <w:r>
-        <w:t>Detta dokument behandlar höga naturvärden i avverkningsanmälan A 11436-2026 i Åre kommun. Denna avverkningsanmälan inkom 2026-03-02 12:00:41 och omfattar 4,3 ha.</w:t>
+        <w:t>Detta dokument behandlar höga naturvärden i avverkningsanmälan A 11436-2026 i Åre kommun. Denna avverkningsanmälan inkom 2026-03-02 00:00:00 och omfattar 4,3 ha.</w:t>
       </w:r>
     </w:p>
     <w:p>
@@ -551,7 +551,7 @@
     <w:r>
       <w:tab/>
       <w:tab/>
-      <w:t>2026-04-27</w:t>
+      <w:t>2026-04-28</w:t>
       <w:br/>
       <w:br/>
     </w:r>

--- a/tillsyn/A 11436-2026 tillsynsbegäran.docx
+++ b/tillsyn/A 11436-2026 tillsynsbegäran.docx
@@ -551,7 +551,7 @@
     <w:r>
       <w:tab/>
       <w:tab/>
-      <w:t>2026-04-28</w:t>
+      <w:t>2026-04-29</w:t>
       <w:br/>
       <w:br/>
     </w:r>

--- a/tillsyn/A 11436-2026 tillsynsbegäran.docx
+++ b/tillsyn/A 11436-2026 tillsynsbegäran.docx
@@ -551,7 +551,7 @@
     <w:r>
       <w:tab/>
       <w:tab/>
-      <w:t>2026-04-29</w:t>
+      <w:t>2026-04-30</w:t>
       <w:br/>
       <w:br/>
     </w:r>
